--- a/Fase 1/Evidencias Individuales/Javier_Gonzalez_1.2_APT122_DiarioReflexionFase1.docx
+++ b/Fase 1/Evidencias Individuales/Javier_Gonzalez_1.2_APT122_DiarioReflexionFase1.docx
@@ -1,6 +1,6 @@
 
 <file path=word/document.xml><?xml version="1.0" encoding="utf-8"?>
-<w:document xmlns:wpc="http://schemas.microsoft.com/office/word/2010/wordprocessingCanvas" xmlns:cx="http://schemas.microsoft.com/office/drawing/2014/chartex" xmlns:cx1="http://schemas.microsoft.com/office/drawing/2015/9/8/chartex" xmlns:cx2="http://schemas.microsoft.com/office/drawing/2015/10/21/chartex" xmlns:cx3="http://schemas.microsoft.com/office/drawing/2016/5/9/chartex" xmlns:cx4="http://schemas.microsoft.com/office/drawing/2016/5/10/chartex" xmlns:cx5="http://schemas.microsoft.com/office/drawing/2016/5/11/chartex" xmlns:cx6="http://schemas.microsoft.com/office/drawing/2016/5/12/chartex" xmlns:cx7="http://schemas.microsoft.com/office/drawing/2016/5/13/chartex" xmlns:cx8="http://schemas.microsoft.com/office/drawing/2016/5/14/chartex" xmlns:mc="http://schemas.openxmlformats.org/markup-compatibility/2006" xmlns:aink="http://schemas.microsoft.com/office/drawing/2016/ink" xmlns:am3d="http://schemas.microsoft.com/office/drawing/2017/model3d" xmlns:o="urn:schemas-microsoft-com:office:office" xmlns:oel="http://schemas.microsoft.com/office/2019/extlst" xmlns:r="http://schemas.openxmlformats.org/officeDocument/2006/relationships" xmlns:m="http://schemas.openxmlformats.org/officeDocument/2006/math" xmlns:v="urn:schemas-microsoft-com:vml" xmlns:wp14="http://schemas.microsoft.com/office/word/2010/wordprocessingDrawing" xmlns:wp="http://schemas.openxmlformats.org/drawingml/2006/wordprocessingDrawing" xmlns:w10="urn:schemas-microsoft-com:office:word" xmlns:w="http://schemas.openxmlformats.org/wordprocessingml/2006/main" xmlns:w14="http://schemas.microsoft.com/office/word/2010/wordml" xmlns:w15="http://schemas.microsoft.com/office/word/2012/wordml" xmlns:w16cex="http://schemas.microsoft.com/office/word/2018/wordml/cex" xmlns:w16cid="http://schemas.microsoft.com/office/word/2016/wordml/cid" xmlns:w16="http://schemas.microsoft.com/office/word/2018/wordml" xmlns:w16du="http://schemas.microsoft.com/office/word/2023/wordml/word16du" xmlns:w16sdtdh="http://schemas.microsoft.com/office/word/2020/wordml/sdtdatahash" xmlns:w16sdtfl="http://schemas.microsoft.com/office/word/2024/wordml/sdtformatlock" xmlns:w16se="http://schemas.microsoft.com/office/word/2015/wordml/symex" xmlns:wpg="http://schemas.microsoft.com/office/word/2010/wordprocessingGroup" xmlns:wpi="http://schemas.microsoft.com/office/word/2010/wordprocessingInk" xmlns:wne="http://schemas.microsoft.com/office/word/2006/wordml" xmlns:wps="http://schemas.microsoft.com/office/word/2010/wordprocessingShape" mc:Ignorable="w14 w15 w16se w16cid w16 w16cex w16sdtdh w16sdtfl w16du wp14">
+<w:document xmlns:wpc="http://schemas.microsoft.com/office/word/2010/wordprocessingCanvas" xmlns:cx="http://schemas.microsoft.com/office/drawing/2014/chartex" xmlns:cx1="http://schemas.microsoft.com/office/drawing/2015/9/8/chartex" xmlns:cx2="http://schemas.microsoft.com/office/drawing/2015/10/21/chartex" xmlns:cx3="http://schemas.microsoft.com/office/drawing/2016/5/9/chartex" xmlns:cx4="http://schemas.microsoft.com/office/drawing/2016/5/10/chartex" xmlns:cx5="http://schemas.microsoft.com/office/drawing/2016/5/11/chartex" xmlns:cx6="http://schemas.microsoft.com/office/drawing/2016/5/12/chartex" xmlns:cx7="http://schemas.microsoft.com/office/drawing/2016/5/13/chartex" xmlns:cx8="http://schemas.microsoft.com/office/drawing/2016/5/14/chartex" xmlns:mc="http://schemas.openxmlformats.org/markup-compatibility/2006" xmlns:aink="http://schemas.microsoft.com/office/drawing/2016/ink" xmlns:am3d="http://schemas.microsoft.com/office/drawing/2017/model3d" xmlns:o="urn:schemas-microsoft-com:office:office" xmlns:r="http://schemas.openxmlformats.org/officeDocument/2006/relationships" xmlns:m="http://schemas.openxmlformats.org/officeDocument/2006/math" xmlns:v="urn:schemas-microsoft-com:vml" xmlns:wp14="http://schemas.microsoft.com/office/word/2010/wordprocessingDrawing" xmlns:wp="http://schemas.openxmlformats.org/drawingml/2006/wordprocessingDrawing" xmlns:w10="urn:schemas-microsoft-com:office:word" xmlns:w="http://schemas.openxmlformats.org/wordprocessingml/2006/main" xmlns:w14="http://schemas.microsoft.com/office/word/2010/wordml" xmlns:w15="http://schemas.microsoft.com/office/word/2012/wordml" xmlns:w16cex="http://schemas.microsoft.com/office/word/2018/wordml/cex" xmlns:w16cid="http://schemas.microsoft.com/office/word/2016/wordml/cid" xmlns:w16="http://schemas.microsoft.com/office/word/2018/wordml" xmlns:w16sdtdh="http://schemas.microsoft.com/office/word/2020/wordml/sdtdatahash" xmlns:w16se="http://schemas.microsoft.com/office/word/2015/wordml/symex" xmlns:wpg="http://schemas.microsoft.com/office/word/2010/wordprocessingGroup" xmlns:wpi="http://schemas.microsoft.com/office/word/2010/wordprocessingInk" xmlns:wne="http://schemas.microsoft.com/office/word/2006/wordml" xmlns:wps="http://schemas.microsoft.com/office/word/2010/wordprocessingShape" mc:Ignorable="w14 w15 w16se w16cid w16 w16cex w16sdtdh wp14">
   <w:body>
     <w:p/>
     <w:tbl>
@@ -391,7 +391,6 @@
               </w:rPr>
               <w:t xml:space="preserve">Desarrollo de software de escritorio, programación de algoritmos, programación web y programación de aplicaciones móviles: estas asignaturas me gustaron mucho porque se relacionan directamente con el área en el cual me quiero desempeñar, el desarrollo de software, lo que </w:t>
             </w:r>
-            <w:proofErr w:type="spellStart"/>
             <w:r>
               <w:rPr>
                 <w:rFonts w:eastAsiaTheme="majorEastAsia"/>
@@ -399,9 +398,8 @@
                 <w:sz w:val="24"/>
                 <w:szCs w:val="24"/>
               </w:rPr>
-              <w:t>mas</w:t>
+              <w:t>más</w:t>
             </w:r>
-            <w:proofErr w:type="spellEnd"/>
             <w:r>
               <w:rPr>
                 <w:rFonts w:eastAsiaTheme="majorEastAsia"/>
@@ -455,9 +453,8 @@
                 <w:sz w:val="24"/>
                 <w:szCs w:val="24"/>
               </w:rPr>
-              <w:t xml:space="preserve">Gestión de proyectos informáticos: esta asignatura fue muy importante porque aprendí a gestionar un proyecto con buenas </w:t>
+              <w:t xml:space="preserve">Gestión de proyectos informáticos: esta asignatura fue muy importante porque aprendí a gestionar un proyecto </w:t>
             </w:r>
-            <w:proofErr w:type="spellStart"/>
             <w:r>
               <w:rPr>
                 <w:rFonts w:eastAsiaTheme="majorEastAsia"/>
@@ -465,9 +462,26 @@
                 <w:sz w:val="24"/>
                 <w:szCs w:val="24"/>
               </w:rPr>
-              <w:t>practicas</w:t>
+              <w:t>aplicando</w:t>
             </w:r>
-            <w:proofErr w:type="spellEnd"/>
+            <w:r>
+              <w:rPr>
+                <w:rFonts w:eastAsiaTheme="majorEastAsia"/>
+                <w:color w:val="000000" w:themeColor="text1"/>
+                <w:sz w:val="24"/>
+                <w:szCs w:val="24"/>
+              </w:rPr>
+              <w:t xml:space="preserve"> buenas </w:t>
+            </w:r>
+            <w:r>
+              <w:rPr>
+                <w:rFonts w:eastAsiaTheme="majorEastAsia"/>
+                <w:color w:val="000000" w:themeColor="text1"/>
+                <w:sz w:val="24"/>
+                <w:szCs w:val="24"/>
+              </w:rPr>
+              <w:t>prácticas</w:t>
+            </w:r>
             <w:r>
               <w:rPr>
                 <w:rFonts w:eastAsiaTheme="majorEastAsia"/>
@@ -578,7 +592,6 @@
               </w:rPr>
               <w:t xml:space="preserve">Considero que las certificaciones que logramos obtener a lo largo de la carrera </w:t>
             </w:r>
-            <w:proofErr w:type="gramStart"/>
             <w:r>
               <w:rPr>
                 <w:rFonts w:eastAsiaTheme="majorEastAsia"/>
@@ -586,9 +599,8 @@
                 <w:sz w:val="24"/>
                 <w:szCs w:val="24"/>
               </w:rPr>
-              <w:t>existe</w:t>
+              <w:t>logran entregar</w:t>
             </w:r>
-            <w:proofErr w:type="gramEnd"/>
             <w:r>
               <w:rPr>
                 <w:rFonts w:eastAsiaTheme="majorEastAsia"/>
@@ -971,7 +983,43 @@
                 <w:sz w:val="24"/>
                 <w:szCs w:val="24"/>
               </w:rPr>
-              <w:t>Considero que las competencias que tengo más desarrolladas y me siento más seguro aplicando son las relacionadas con la programación y con la comunicación.</w:t>
+              <w:t xml:space="preserve">Considero que las competencias que tengo más desarrolladas y me siento más seguro aplicando son las relacionadas con la </w:t>
+            </w:r>
+            <w:r>
+              <w:rPr>
+                <w:rFonts w:eastAsiaTheme="majorEastAsia"/>
+                <w:color w:val="538135" w:themeColor="accent6" w:themeShade="BF"/>
+                <w:sz w:val="24"/>
+                <w:szCs w:val="24"/>
+              </w:rPr>
+              <w:t>programación</w:t>
+            </w:r>
+            <w:r>
+              <w:rPr>
+                <w:rFonts w:eastAsiaTheme="majorEastAsia"/>
+                <w:color w:val="538135" w:themeColor="accent6" w:themeShade="BF"/>
+                <w:sz w:val="24"/>
+                <w:szCs w:val="24"/>
+              </w:rPr>
+              <w:t xml:space="preserve"> en general</w:t>
+            </w:r>
+            <w:r>
+              <w:rPr>
+                <w:rFonts w:eastAsiaTheme="majorEastAsia"/>
+                <w:color w:val="538135" w:themeColor="accent6" w:themeShade="BF"/>
+                <w:sz w:val="24"/>
+                <w:szCs w:val="24"/>
+              </w:rPr>
+              <w:t xml:space="preserve"> y la comunicación</w:t>
+            </w:r>
+            <w:r>
+              <w:rPr>
+                <w:rFonts w:eastAsiaTheme="majorEastAsia"/>
+                <w:color w:val="000000" w:themeColor="text1"/>
+                <w:sz w:val="24"/>
+                <w:szCs w:val="24"/>
+              </w:rPr>
+              <w:t>.</w:t>
             </w:r>
           </w:p>
           <w:p>
@@ -996,7 +1044,6 @@
               </w:rPr>
               <w:t xml:space="preserve">Las competencias en las que me siento </w:t>
             </w:r>
-            <w:proofErr w:type="spellStart"/>
             <w:r>
               <w:rPr>
                 <w:rFonts w:eastAsiaTheme="majorEastAsia"/>
@@ -1004,9 +1051,8 @@
                 <w:sz w:val="24"/>
                 <w:szCs w:val="24"/>
               </w:rPr>
-              <w:t>mas</w:t>
+              <w:t>más</w:t>
             </w:r>
-            <w:proofErr w:type="spellEnd"/>
             <w:r>
               <w:rPr>
                 <w:rFonts w:eastAsiaTheme="majorEastAsia"/>
@@ -1014,7 +1060,88 @@
                 <w:sz w:val="24"/>
                 <w:szCs w:val="24"/>
               </w:rPr>
-              <w:t xml:space="preserve"> débil y debo fortalecerlas son las relacionadas con documentar los procesos del proyecto, como la asignatura evaluación de proyecto.</w:t>
+              <w:t xml:space="preserve"> débil y debo fortalecerlas son las relacionadas con</w:t>
+            </w:r>
+            <w:r>
+              <w:rPr>
+                <w:rFonts w:eastAsiaTheme="majorEastAsia"/>
+                <w:color w:val="000000" w:themeColor="text1"/>
+                <w:sz w:val="24"/>
+                <w:szCs w:val="24"/>
+              </w:rPr>
+              <w:t xml:space="preserve"> </w:t>
+            </w:r>
+            <w:r>
+              <w:rPr>
+                <w:rFonts w:eastAsiaTheme="majorEastAsia"/>
+                <w:color w:val="FF0000"/>
+                <w:sz w:val="24"/>
+                <w:szCs w:val="24"/>
+              </w:rPr>
+              <w:t>la</w:t>
+            </w:r>
+            <w:r>
+              <w:rPr>
+                <w:rFonts w:eastAsiaTheme="majorEastAsia"/>
+                <w:color w:val="FF0000"/>
+                <w:sz w:val="24"/>
+                <w:szCs w:val="24"/>
+              </w:rPr>
+              <w:t xml:space="preserve"> </w:t>
+            </w:r>
+            <w:r>
+              <w:rPr>
+                <w:rFonts w:eastAsiaTheme="majorEastAsia"/>
+                <w:color w:val="FF0000"/>
+                <w:sz w:val="24"/>
+                <w:szCs w:val="24"/>
+              </w:rPr>
+              <w:t>documentación de</w:t>
+            </w:r>
+            <w:r>
+              <w:rPr>
+                <w:rFonts w:eastAsiaTheme="majorEastAsia"/>
+                <w:color w:val="FF0000"/>
+                <w:sz w:val="24"/>
+                <w:szCs w:val="24"/>
+              </w:rPr>
+              <w:t xml:space="preserve"> los procesos de proyecto</w:t>
+            </w:r>
+            <w:r>
+              <w:rPr>
+                <w:rFonts w:eastAsiaTheme="majorEastAsia"/>
+                <w:color w:val="FF0000"/>
+                <w:sz w:val="24"/>
+                <w:szCs w:val="24"/>
+              </w:rPr>
+              <w:t>s</w:t>
+            </w:r>
+            <w:r>
+              <w:rPr>
+                <w:rFonts w:eastAsiaTheme="majorEastAsia"/>
+                <w:color w:val="000000" w:themeColor="text1"/>
+                <w:sz w:val="24"/>
+                <w:szCs w:val="24"/>
+              </w:rPr>
+              <w:t>, como la asignatura evaluación de proyecto</w:t>
+            </w:r>
+            <w:r>
+              <w:rPr>
+                <w:rFonts w:eastAsiaTheme="majorEastAsia"/>
+                <w:color w:val="000000" w:themeColor="text1"/>
+                <w:sz w:val="24"/>
+                <w:szCs w:val="24"/>
+              </w:rPr>
+              <w:t>s</w:t>
+            </w:r>
+            <w:r>
+              <w:rPr>
+                <w:rFonts w:eastAsiaTheme="majorEastAsia"/>
+                <w:color w:val="000000" w:themeColor="text1"/>
+                <w:sz w:val="24"/>
+                <w:szCs w:val="24"/>
+              </w:rPr>
+              <w:t>.</w:t>
             </w:r>
           </w:p>
           <w:p>
@@ -1483,7 +1610,6 @@
               </w:rPr>
               <w:t xml:space="preserve">Mis principales intereses profesionales son trabajar como desarrollador </w:t>
             </w:r>
-            <w:proofErr w:type="spellStart"/>
             <w:r>
               <w:rPr>
                 <w:rFonts w:eastAsiaTheme="majorEastAsia"/>
@@ -1491,57 +1617,7 @@
                 <w:sz w:val="24"/>
                 <w:szCs w:val="24"/>
               </w:rPr>
-              <w:t>fullstack</w:t>
-            </w:r>
-            <w:proofErr w:type="spellEnd"/>
-            <w:r>
-              <w:rPr>
-                <w:rFonts w:eastAsiaTheme="majorEastAsia"/>
-                <w:color w:val="000000" w:themeColor="text1"/>
-                <w:sz w:val="24"/>
-                <w:szCs w:val="24"/>
-              </w:rPr>
-              <w:t xml:space="preserve"> o </w:t>
-            </w:r>
-            <w:proofErr w:type="spellStart"/>
-            <w:r>
-              <w:rPr>
-                <w:rFonts w:eastAsiaTheme="majorEastAsia"/>
-                <w:color w:val="000000" w:themeColor="text1"/>
-                <w:sz w:val="24"/>
-                <w:szCs w:val="24"/>
-              </w:rPr>
-              <w:t>backend</w:t>
-            </w:r>
-            <w:proofErr w:type="spellEnd"/>
-            <w:r>
-              <w:rPr>
-                <w:rFonts w:eastAsiaTheme="majorEastAsia"/>
-                <w:color w:val="000000" w:themeColor="text1"/>
-                <w:sz w:val="24"/>
-                <w:szCs w:val="24"/>
-              </w:rPr>
-              <w:t xml:space="preserve">, el </w:t>
-            </w:r>
-            <w:proofErr w:type="spellStart"/>
-            <w:r>
-              <w:rPr>
-                <w:rFonts w:eastAsiaTheme="majorEastAsia"/>
-                <w:color w:val="000000" w:themeColor="text1"/>
-                <w:sz w:val="24"/>
-                <w:szCs w:val="24"/>
-              </w:rPr>
-              <w:t>area</w:t>
-            </w:r>
-            <w:proofErr w:type="spellEnd"/>
-            <w:r>
-              <w:rPr>
-                <w:rFonts w:eastAsiaTheme="majorEastAsia"/>
-                <w:color w:val="000000" w:themeColor="text1"/>
-                <w:sz w:val="24"/>
-                <w:szCs w:val="24"/>
-              </w:rPr>
-              <w:t xml:space="preserve"> de desempeño que siempre me </w:t>
+              <w:t>F</w:t>
             </w:r>
             <w:r>
               <w:rPr>
@@ -1550,7 +1626,7 @@
                 <w:sz w:val="24"/>
                 <w:szCs w:val="24"/>
               </w:rPr>
-              <w:t>ha</w:t>
+              <w:t xml:space="preserve">ullstack o </w:t>
             </w:r>
             <w:r>
               <w:rPr>
@@ -1559,7 +1635,34 @@
                 <w:sz w:val="24"/>
                 <w:szCs w:val="24"/>
               </w:rPr>
-              <w:t xml:space="preserve"> interesado </w:t>
+              <w:t>centrado en B</w:t>
+            </w:r>
+            <w:r>
+              <w:rPr>
+                <w:rFonts w:eastAsiaTheme="majorEastAsia"/>
+                <w:color w:val="000000" w:themeColor="text1"/>
+                <w:sz w:val="24"/>
+                <w:szCs w:val="24"/>
+              </w:rPr>
+              <w:t xml:space="preserve">ackend, el </w:t>
+            </w:r>
+            <w:r>
+              <w:rPr>
+                <w:rFonts w:eastAsiaTheme="majorEastAsia"/>
+                <w:color w:val="000000" w:themeColor="text1"/>
+                <w:sz w:val="24"/>
+                <w:szCs w:val="24"/>
+              </w:rPr>
+              <w:t>área</w:t>
+            </w:r>
+            <w:r>
+              <w:rPr>
+                <w:rFonts w:eastAsiaTheme="majorEastAsia"/>
+                <w:color w:val="000000" w:themeColor="text1"/>
+                <w:sz w:val="24"/>
+                <w:szCs w:val="24"/>
+              </w:rPr>
+              <w:t xml:space="preserve"> de desempeño que siempre me ha interesado </w:t>
             </w:r>
             <w:r>
               <w:rPr>
@@ -1730,7 +1833,7 @@
                 <w:sz w:val="24"/>
                 <w:szCs w:val="24"/>
               </w:rPr>
-              <w:t xml:space="preserve">as principales competencias que se relacionan a mi </w:t>
+              <w:t>as principales competencias que se relacionan a mi área de interés son las relacionadas con programación y base de datos</w:t>
             </w:r>
             <w:r>
               <w:rPr>
@@ -1739,7 +1842,7 @@
                 <w:sz w:val="24"/>
                 <w:szCs w:val="24"/>
               </w:rPr>
-              <w:t>área</w:t>
+              <w:t xml:space="preserve">, siento que debería fortalecer más el área de desarrollo </w:t>
             </w:r>
             <w:r>
               <w:rPr>
@@ -1748,7 +1851,7 @@
                 <w:sz w:val="24"/>
                 <w:szCs w:val="24"/>
               </w:rPr>
-              <w:t xml:space="preserve"> de </w:t>
+              <w:t>F</w:t>
             </w:r>
             <w:r>
               <w:rPr>
@@ -1757,45 +1860,7 @@
                 <w:sz w:val="24"/>
                 <w:szCs w:val="24"/>
               </w:rPr>
-              <w:t>interés</w:t>
-            </w:r>
-            <w:r>
-              <w:rPr>
-                <w:rFonts w:eastAsiaTheme="majorEastAsia"/>
-                <w:color w:val="000000" w:themeColor="text1"/>
-                <w:sz w:val="24"/>
-                <w:szCs w:val="24"/>
-              </w:rPr>
-              <w:t xml:space="preserve"> son las relacionadas con programación y base de datos</w:t>
-            </w:r>
-            <w:r>
-              <w:rPr>
-                <w:rFonts w:eastAsiaTheme="majorEastAsia"/>
-                <w:color w:val="000000" w:themeColor="text1"/>
-                <w:sz w:val="24"/>
-                <w:szCs w:val="24"/>
-              </w:rPr>
-              <w:t xml:space="preserve">, siento que debería fortalecer más el área de desarrollo </w:t>
-            </w:r>
-            <w:proofErr w:type="spellStart"/>
-            <w:r>
-              <w:rPr>
-                <w:rFonts w:eastAsiaTheme="majorEastAsia"/>
-                <w:color w:val="000000" w:themeColor="text1"/>
-                <w:sz w:val="24"/>
-                <w:szCs w:val="24"/>
-              </w:rPr>
-              <w:t>frontend</w:t>
-            </w:r>
-            <w:proofErr w:type="spellEnd"/>
-            <w:r>
-              <w:rPr>
-                <w:rFonts w:eastAsiaTheme="majorEastAsia"/>
-                <w:color w:val="000000" w:themeColor="text1"/>
-                <w:sz w:val="24"/>
-                <w:szCs w:val="24"/>
-              </w:rPr>
-              <w:t xml:space="preserve"> ya que a pesar de que puedo hacerlo me siento incomodo aún.</w:t>
+              <w:t>rontend ya que a pesar de que puedo hacerlo me siento incomodo aún.</w:t>
             </w:r>
           </w:p>
           <w:p>
@@ -2694,7 +2759,7 @@
 </file>
 
 <file path=word/endnotes.xml><?xml version="1.0" encoding="utf-8"?>
-<w:endnotes xmlns:wpc="http://schemas.microsoft.com/office/word/2010/wordprocessingCanvas" xmlns:cx="http://schemas.microsoft.com/office/drawing/2014/chartex" xmlns:cx1="http://schemas.microsoft.com/office/drawing/2015/9/8/chartex" xmlns:cx2="http://schemas.microsoft.com/office/drawing/2015/10/21/chartex" xmlns:cx3="http://schemas.microsoft.com/office/drawing/2016/5/9/chartex" xmlns:cx4="http://schemas.microsoft.com/office/drawing/2016/5/10/chartex" xmlns:cx5="http://schemas.microsoft.com/office/drawing/2016/5/11/chartex" xmlns:cx6="http://schemas.microsoft.com/office/drawing/2016/5/12/chartex" xmlns:cx7="http://schemas.microsoft.com/office/drawing/2016/5/13/chartex" xmlns:cx8="http://schemas.microsoft.com/office/drawing/2016/5/14/chartex" xmlns:mc="http://schemas.openxmlformats.org/markup-compatibility/2006" xmlns:aink="http://schemas.microsoft.com/office/drawing/2016/ink" xmlns:am3d="http://schemas.microsoft.com/office/drawing/2017/model3d" xmlns:o="urn:schemas-microsoft-com:office:office" xmlns:oel="http://schemas.microsoft.com/office/2019/extlst" xmlns:r="http://schemas.openxmlformats.org/officeDocument/2006/relationships" xmlns:m="http://schemas.openxmlformats.org/officeDocument/2006/math" xmlns:v="urn:schemas-microsoft-com:vml" xmlns:wp14="http://schemas.microsoft.com/office/word/2010/wordprocessingDrawing" xmlns:wp="http://schemas.openxmlformats.org/drawingml/2006/wordprocessingDrawing" xmlns:w10="urn:schemas-microsoft-com:office:word" xmlns:w="http://schemas.openxmlformats.org/wordprocessingml/2006/main" xmlns:w14="http://schemas.microsoft.com/office/word/2010/wordml" xmlns:w15="http://schemas.microsoft.com/office/word/2012/wordml" xmlns:w16cex="http://schemas.microsoft.com/office/word/2018/wordml/cex" xmlns:w16cid="http://schemas.microsoft.com/office/word/2016/wordml/cid" xmlns:w16="http://schemas.microsoft.com/office/word/2018/wordml" xmlns:w16du="http://schemas.microsoft.com/office/word/2023/wordml/word16du" xmlns:w16sdtdh="http://schemas.microsoft.com/office/word/2020/wordml/sdtdatahash" xmlns:w16sdtfl="http://schemas.microsoft.com/office/word/2024/wordml/sdtformatlock" xmlns:w16se="http://schemas.microsoft.com/office/word/2015/wordml/symex" xmlns:wpg="http://schemas.microsoft.com/office/word/2010/wordprocessingGroup" xmlns:wpi="http://schemas.microsoft.com/office/word/2010/wordprocessingInk" xmlns:wne="http://schemas.microsoft.com/office/word/2006/wordml" xmlns:wps="http://schemas.microsoft.com/office/word/2010/wordprocessingShape" mc:Ignorable="w14 w15 w16se w16cid w16 w16cex w16sdtdh w16sdtfl w16du wp14">
+<w:endnotes xmlns:wpc="http://schemas.microsoft.com/office/word/2010/wordprocessingCanvas" xmlns:cx="http://schemas.microsoft.com/office/drawing/2014/chartex" xmlns:cx1="http://schemas.microsoft.com/office/drawing/2015/9/8/chartex" xmlns:cx2="http://schemas.microsoft.com/office/drawing/2015/10/21/chartex" xmlns:cx3="http://schemas.microsoft.com/office/drawing/2016/5/9/chartex" xmlns:cx4="http://schemas.microsoft.com/office/drawing/2016/5/10/chartex" xmlns:cx5="http://schemas.microsoft.com/office/drawing/2016/5/11/chartex" xmlns:cx6="http://schemas.microsoft.com/office/drawing/2016/5/12/chartex" xmlns:cx7="http://schemas.microsoft.com/office/drawing/2016/5/13/chartex" xmlns:cx8="http://schemas.microsoft.com/office/drawing/2016/5/14/chartex" xmlns:mc="http://schemas.openxmlformats.org/markup-compatibility/2006" xmlns:aink="http://schemas.microsoft.com/office/drawing/2016/ink" xmlns:am3d="http://schemas.microsoft.com/office/drawing/2017/model3d" xmlns:o="urn:schemas-microsoft-com:office:office" xmlns:r="http://schemas.openxmlformats.org/officeDocument/2006/relationships" xmlns:m="http://schemas.openxmlformats.org/officeDocument/2006/math" xmlns:v="urn:schemas-microsoft-com:vml" xmlns:wp14="http://schemas.microsoft.com/office/word/2010/wordprocessingDrawing" xmlns:wp="http://schemas.openxmlformats.org/drawingml/2006/wordprocessingDrawing" xmlns:w10="urn:schemas-microsoft-com:office:word" xmlns:w="http://schemas.openxmlformats.org/wordprocessingml/2006/main" xmlns:w14="http://schemas.microsoft.com/office/word/2010/wordml" xmlns:w15="http://schemas.microsoft.com/office/word/2012/wordml" xmlns:w16cex="http://schemas.microsoft.com/office/word/2018/wordml/cex" xmlns:w16cid="http://schemas.microsoft.com/office/word/2016/wordml/cid" xmlns:w16="http://schemas.microsoft.com/office/word/2018/wordml" xmlns:w16sdtdh="http://schemas.microsoft.com/office/word/2020/wordml/sdtdatahash" xmlns:w16se="http://schemas.microsoft.com/office/word/2015/wordml/symex" xmlns:wpg="http://schemas.microsoft.com/office/word/2010/wordprocessingGroup" xmlns:wpi="http://schemas.microsoft.com/office/word/2010/wordprocessingInk" xmlns:wne="http://schemas.microsoft.com/office/word/2006/wordml" xmlns:wps="http://schemas.microsoft.com/office/word/2010/wordprocessingShape" mc:Ignorable="w14 w15 w16se w16cid w16 w16cex w16sdtdh wp14">
   <w:endnote w:type="separator" w:id="-1">
     <w:p>
       <w:pPr>
@@ -2719,7 +2784,7 @@
 </file>
 
 <file path=word/footer1.xml><?xml version="1.0" encoding="utf-8"?>
-<w:ftr xmlns:wpc="http://schemas.microsoft.com/office/word/2010/wordprocessingCanvas" xmlns:cx="http://schemas.microsoft.com/office/drawing/2014/chartex" xmlns:cx1="http://schemas.microsoft.com/office/drawing/2015/9/8/chartex" xmlns:cx2="http://schemas.microsoft.com/office/drawing/2015/10/21/chartex" xmlns:cx3="http://schemas.microsoft.com/office/drawing/2016/5/9/chartex" xmlns:cx4="http://schemas.microsoft.com/office/drawing/2016/5/10/chartex" xmlns:cx5="http://schemas.microsoft.com/office/drawing/2016/5/11/chartex" xmlns:cx6="http://schemas.microsoft.com/office/drawing/2016/5/12/chartex" xmlns:cx7="http://schemas.microsoft.com/office/drawing/2016/5/13/chartex" xmlns:cx8="http://schemas.microsoft.com/office/drawing/2016/5/14/chartex" xmlns:mc="http://schemas.openxmlformats.org/markup-compatibility/2006" xmlns:aink="http://schemas.microsoft.com/office/drawing/2016/ink" xmlns:am3d="http://schemas.microsoft.com/office/drawing/2017/model3d" xmlns:o="urn:schemas-microsoft-com:office:office" xmlns:oel="http://schemas.microsoft.com/office/2019/extlst" xmlns:r="http://schemas.openxmlformats.org/officeDocument/2006/relationships" xmlns:m="http://schemas.openxmlformats.org/officeDocument/2006/math" xmlns:v="urn:schemas-microsoft-com:vml" xmlns:wp14="http://schemas.microsoft.com/office/word/2010/wordprocessingDrawing" xmlns:wp="http://schemas.openxmlformats.org/drawingml/2006/wordprocessingDrawing" xmlns:w10="urn:schemas-microsoft-com:office:word" xmlns:w="http://schemas.openxmlformats.org/wordprocessingml/2006/main" xmlns:w14="http://schemas.microsoft.com/office/word/2010/wordml" xmlns:w15="http://schemas.microsoft.com/office/word/2012/wordml" xmlns:w16cex="http://schemas.microsoft.com/office/word/2018/wordml/cex" xmlns:w16cid="http://schemas.microsoft.com/office/word/2016/wordml/cid" xmlns:w16="http://schemas.microsoft.com/office/word/2018/wordml" xmlns:w16du="http://schemas.microsoft.com/office/word/2023/wordml/word16du" xmlns:w16sdtdh="http://schemas.microsoft.com/office/word/2020/wordml/sdtdatahash" xmlns:w16sdtfl="http://schemas.microsoft.com/office/word/2024/wordml/sdtformatlock" xmlns:w16se="http://schemas.microsoft.com/office/word/2015/wordml/symex" xmlns:wpg="http://schemas.microsoft.com/office/word/2010/wordprocessingGroup" xmlns:wpi="http://schemas.microsoft.com/office/word/2010/wordprocessingInk" xmlns:wne="http://schemas.microsoft.com/office/word/2006/wordml" xmlns:wps="http://schemas.microsoft.com/office/word/2010/wordprocessingShape" mc:Ignorable="w14 w15 w16se w16cid w16 w16cex w16sdtdh w16sdtfl w16du wp14">
+<w:ftr xmlns:wpc="http://schemas.microsoft.com/office/word/2010/wordprocessingCanvas" xmlns:cx="http://schemas.microsoft.com/office/drawing/2014/chartex" xmlns:cx1="http://schemas.microsoft.com/office/drawing/2015/9/8/chartex" xmlns:cx2="http://schemas.microsoft.com/office/drawing/2015/10/21/chartex" xmlns:cx3="http://schemas.microsoft.com/office/drawing/2016/5/9/chartex" xmlns:cx4="http://schemas.microsoft.com/office/drawing/2016/5/10/chartex" xmlns:cx5="http://schemas.microsoft.com/office/drawing/2016/5/11/chartex" xmlns:cx6="http://schemas.microsoft.com/office/drawing/2016/5/12/chartex" xmlns:cx7="http://schemas.microsoft.com/office/drawing/2016/5/13/chartex" xmlns:cx8="http://schemas.microsoft.com/office/drawing/2016/5/14/chartex" xmlns:mc="http://schemas.openxmlformats.org/markup-compatibility/2006" xmlns:aink="http://schemas.microsoft.com/office/drawing/2016/ink" xmlns:am3d="http://schemas.microsoft.com/office/drawing/2017/model3d" xmlns:o="urn:schemas-microsoft-com:office:office" xmlns:r="http://schemas.openxmlformats.org/officeDocument/2006/relationships" xmlns:m="http://schemas.openxmlformats.org/officeDocument/2006/math" xmlns:v="urn:schemas-microsoft-com:vml" xmlns:wp14="http://schemas.microsoft.com/office/word/2010/wordprocessingDrawing" xmlns:wp="http://schemas.openxmlformats.org/drawingml/2006/wordprocessingDrawing" xmlns:w10="urn:schemas-microsoft-com:office:word" xmlns:w="http://schemas.openxmlformats.org/wordprocessingml/2006/main" xmlns:w14="http://schemas.microsoft.com/office/word/2010/wordml" xmlns:w15="http://schemas.microsoft.com/office/word/2012/wordml" xmlns:w16cex="http://schemas.microsoft.com/office/word/2018/wordml/cex" xmlns:w16cid="http://schemas.microsoft.com/office/word/2016/wordml/cid" xmlns:w16="http://schemas.microsoft.com/office/word/2018/wordml" xmlns:w16sdtdh="http://schemas.microsoft.com/office/word/2020/wordml/sdtdatahash" xmlns:w16se="http://schemas.microsoft.com/office/word/2015/wordml/symex" xmlns:wpg="http://schemas.microsoft.com/office/word/2010/wordprocessingGroup" xmlns:wpi="http://schemas.microsoft.com/office/word/2010/wordprocessingInk" xmlns:wne="http://schemas.microsoft.com/office/word/2006/wordml" xmlns:wps="http://schemas.microsoft.com/office/word/2010/wordprocessingShape" mc:Ignorable="w14 w15 w16se w16cid w16 w16cex w16sdtdh wp14">
   <w:sdt>
     <w:sdtPr>
       <w:id w:val="-937982979"/>
@@ -2728,6 +2793,7 @@
         <w:docPartUnique/>
       </w:docPartObj>
     </w:sdtPr>
+    <w:sdtEndPr/>
     <w:sdtContent>
       <w:p>
         <w:pPr>
@@ -2937,7 +3003,7 @@
                 </wp:anchor>
               </w:drawing>
             </mc:Choice>
-            <mc:Fallback>
+            <mc:Fallback xmlns:w16sdtfl="http://schemas.microsoft.com/office/word/2024/wordml/sdtformatlock" xmlns:w16du="http://schemas.microsoft.com/office/word/2023/wordml/word16du" xmlns:oel="http://schemas.microsoft.com/office/2019/extlst">
               <w:pict>
                 <v:group w14:anchorId="51D00065" id="Grupo 32" o:spid="_x0000_s1026" style="position:absolute;margin-left:0;margin-top:0;width:610.5pt;height:15pt;z-index:251659264;mso-width-percent:1000;mso-position-horizontal:center;mso-position-horizontal-relative:page;mso-position-vertical:center;mso-position-vertical-relative:bottom-margin-area;mso-width-percent:1000" coordorigin=",14970" coordsize="12255,300" o:gfxdata="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">
                   <v:shapetype id="_x0000_t202" coordsize="21600,21600" o:spt="202" path="m,l,21600r21600,l21600,xe">
@@ -3006,7 +3072,7 @@
 </file>
 
 <file path=word/footnotes.xml><?xml version="1.0" encoding="utf-8"?>
-<w:footnotes xmlns:wpc="http://schemas.microsoft.com/office/word/2010/wordprocessingCanvas" xmlns:cx="http://schemas.microsoft.com/office/drawing/2014/chartex" xmlns:cx1="http://schemas.microsoft.com/office/drawing/2015/9/8/chartex" xmlns:cx2="http://schemas.microsoft.com/office/drawing/2015/10/21/chartex" xmlns:cx3="http://schemas.microsoft.com/office/drawing/2016/5/9/chartex" xmlns:cx4="http://schemas.microsoft.com/office/drawing/2016/5/10/chartex" xmlns:cx5="http://schemas.microsoft.com/office/drawing/2016/5/11/chartex" xmlns:cx6="http://schemas.microsoft.com/office/drawing/2016/5/12/chartex" xmlns:cx7="http://schemas.microsoft.com/office/drawing/2016/5/13/chartex" xmlns:cx8="http://schemas.microsoft.com/office/drawing/2016/5/14/chartex" xmlns:mc="http://schemas.openxmlformats.org/markup-compatibility/2006" xmlns:aink="http://schemas.microsoft.com/office/drawing/2016/ink" xmlns:am3d="http://schemas.microsoft.com/office/drawing/2017/model3d" xmlns:o="urn:schemas-microsoft-com:office:office" xmlns:oel="http://schemas.microsoft.com/office/2019/extlst" xmlns:r="http://schemas.openxmlformats.org/officeDocument/2006/relationships" xmlns:m="http://schemas.openxmlformats.org/officeDocument/2006/math" xmlns:v="urn:schemas-microsoft-com:vml" xmlns:wp14="http://schemas.microsoft.com/office/word/2010/wordprocessingDrawing" xmlns:wp="http://schemas.openxmlformats.org/drawingml/2006/wordprocessingDrawing" xmlns:w10="urn:schemas-microsoft-com:office:word" xmlns:w="http://schemas.openxmlformats.org/wordprocessingml/2006/main" xmlns:w14="http://schemas.microsoft.com/office/word/2010/wordml" xmlns:w15="http://schemas.microsoft.com/office/word/2012/wordml" xmlns:w16cex="http://schemas.microsoft.com/office/word/2018/wordml/cex" xmlns:w16cid="http://schemas.microsoft.com/office/word/2016/wordml/cid" xmlns:w16="http://schemas.microsoft.com/office/word/2018/wordml" xmlns:w16du="http://schemas.microsoft.com/office/word/2023/wordml/word16du" xmlns:w16sdtdh="http://schemas.microsoft.com/office/word/2020/wordml/sdtdatahash" xmlns:w16sdtfl="http://schemas.microsoft.com/office/word/2024/wordml/sdtformatlock" xmlns:w16se="http://schemas.microsoft.com/office/word/2015/wordml/symex" xmlns:wpg="http://schemas.microsoft.com/office/word/2010/wordprocessingGroup" xmlns:wpi="http://schemas.microsoft.com/office/word/2010/wordprocessingInk" xmlns:wne="http://schemas.microsoft.com/office/word/2006/wordml" xmlns:wps="http://schemas.microsoft.com/office/word/2010/wordprocessingShape" mc:Ignorable="w14 w15 w16se w16cid w16 w16cex w16sdtdh w16sdtfl w16du wp14">
+<w:footnotes xmlns:wpc="http://schemas.microsoft.com/office/word/2010/wordprocessingCanvas" xmlns:cx="http://schemas.microsoft.com/office/drawing/2014/chartex" xmlns:cx1="http://schemas.microsoft.com/office/drawing/2015/9/8/chartex" xmlns:cx2="http://schemas.microsoft.com/office/drawing/2015/10/21/chartex" xmlns:cx3="http://schemas.microsoft.com/office/drawing/2016/5/9/chartex" xmlns:cx4="http://schemas.microsoft.com/office/drawing/2016/5/10/chartex" xmlns:cx5="http://schemas.microsoft.com/office/drawing/2016/5/11/chartex" xmlns:cx6="http://schemas.microsoft.com/office/drawing/2016/5/12/chartex" xmlns:cx7="http://schemas.microsoft.com/office/drawing/2016/5/13/chartex" xmlns:cx8="http://schemas.microsoft.com/office/drawing/2016/5/14/chartex" xmlns:mc="http://schemas.openxmlformats.org/markup-compatibility/2006" xmlns:aink="http://schemas.microsoft.com/office/drawing/2016/ink" xmlns:am3d="http://schemas.microsoft.com/office/drawing/2017/model3d" xmlns:o="urn:schemas-microsoft-com:office:office" xmlns:r="http://schemas.openxmlformats.org/officeDocument/2006/relationships" xmlns:m="http://schemas.openxmlformats.org/officeDocument/2006/math" xmlns:v="urn:schemas-microsoft-com:vml" xmlns:wp14="http://schemas.microsoft.com/office/word/2010/wordprocessingDrawing" xmlns:wp="http://schemas.openxmlformats.org/drawingml/2006/wordprocessingDrawing" xmlns:w10="urn:schemas-microsoft-com:office:word" xmlns:w="http://schemas.openxmlformats.org/wordprocessingml/2006/main" xmlns:w14="http://schemas.microsoft.com/office/word/2010/wordml" xmlns:w15="http://schemas.microsoft.com/office/word/2012/wordml" xmlns:w16cex="http://schemas.microsoft.com/office/word/2018/wordml/cex" xmlns:w16cid="http://schemas.microsoft.com/office/word/2016/wordml/cid" xmlns:w16="http://schemas.microsoft.com/office/word/2018/wordml" xmlns:w16sdtdh="http://schemas.microsoft.com/office/word/2020/wordml/sdtdatahash" xmlns:w16se="http://schemas.microsoft.com/office/word/2015/wordml/symex" xmlns:wpg="http://schemas.microsoft.com/office/word/2010/wordprocessingGroup" xmlns:wpi="http://schemas.microsoft.com/office/word/2010/wordprocessingInk" xmlns:wne="http://schemas.microsoft.com/office/word/2006/wordml" xmlns:wps="http://schemas.microsoft.com/office/word/2010/wordprocessingShape" mc:Ignorable="w14 w15 w16se w16cid w16 w16cex w16sdtdh wp14">
   <w:footnote w:type="separator" w:id="-1">
     <w:p>
       <w:pPr>
@@ -3031,7 +3097,7 @@
 </file>
 
 <file path=word/header1.xml><?xml version="1.0" encoding="utf-8"?>
-<w:hdr xmlns:wpc="http://schemas.microsoft.com/office/word/2010/wordprocessingCanvas" xmlns:cx="http://schemas.microsoft.com/office/drawing/2014/chartex" xmlns:cx1="http://schemas.microsoft.com/office/drawing/2015/9/8/chartex" xmlns:cx2="http://schemas.microsoft.com/office/drawing/2015/10/21/chartex" xmlns:cx3="http://schemas.microsoft.com/office/drawing/2016/5/9/chartex" xmlns:cx4="http://schemas.microsoft.com/office/drawing/2016/5/10/chartex" xmlns:cx5="http://schemas.microsoft.com/office/drawing/2016/5/11/chartex" xmlns:cx6="http://schemas.microsoft.com/office/drawing/2016/5/12/chartex" xmlns:cx7="http://schemas.microsoft.com/office/drawing/2016/5/13/chartex" xmlns:cx8="http://schemas.microsoft.com/office/drawing/2016/5/14/chartex" xmlns:mc="http://schemas.openxmlformats.org/markup-compatibility/2006" xmlns:aink="http://schemas.microsoft.com/office/drawing/2016/ink" xmlns:am3d="http://schemas.microsoft.com/office/drawing/2017/model3d" xmlns:o="urn:schemas-microsoft-com:office:office" xmlns:oel="http://schemas.microsoft.com/office/2019/extlst" xmlns:r="http://schemas.openxmlformats.org/officeDocument/2006/relationships" xmlns:m="http://schemas.openxmlformats.org/officeDocument/2006/math" xmlns:v="urn:schemas-microsoft-com:vml" xmlns:wp14="http://schemas.microsoft.com/office/word/2010/wordprocessingDrawing" xmlns:wp="http://schemas.openxmlformats.org/drawingml/2006/wordprocessingDrawing" xmlns:w10="urn:schemas-microsoft-com:office:word" xmlns:w="http://schemas.openxmlformats.org/wordprocessingml/2006/main" xmlns:w14="http://schemas.microsoft.com/office/word/2010/wordml" xmlns:w15="http://schemas.microsoft.com/office/word/2012/wordml" xmlns:w16cex="http://schemas.microsoft.com/office/word/2018/wordml/cex" xmlns:w16cid="http://schemas.microsoft.com/office/word/2016/wordml/cid" xmlns:w16="http://schemas.microsoft.com/office/word/2018/wordml" xmlns:w16du="http://schemas.microsoft.com/office/word/2023/wordml/word16du" xmlns:w16sdtdh="http://schemas.microsoft.com/office/word/2020/wordml/sdtdatahash" xmlns:w16sdtfl="http://schemas.microsoft.com/office/word/2024/wordml/sdtformatlock" xmlns:w16se="http://schemas.microsoft.com/office/word/2015/wordml/symex" xmlns:wpg="http://schemas.microsoft.com/office/word/2010/wordprocessingGroup" xmlns:wpi="http://schemas.microsoft.com/office/word/2010/wordprocessingInk" xmlns:wne="http://schemas.microsoft.com/office/word/2006/wordml" xmlns:wps="http://schemas.microsoft.com/office/word/2010/wordprocessingShape" mc:Ignorable="w14 w15 w16se w16cid w16 w16cex w16sdtdh w16sdtfl w16du wp14">
+<w:hdr xmlns:wpc="http://schemas.microsoft.com/office/word/2010/wordprocessingCanvas" xmlns:cx="http://schemas.microsoft.com/office/drawing/2014/chartex" xmlns:cx1="http://schemas.microsoft.com/office/drawing/2015/9/8/chartex" xmlns:cx2="http://schemas.microsoft.com/office/drawing/2015/10/21/chartex" xmlns:cx3="http://schemas.microsoft.com/office/drawing/2016/5/9/chartex" xmlns:cx4="http://schemas.microsoft.com/office/drawing/2016/5/10/chartex" xmlns:cx5="http://schemas.microsoft.com/office/drawing/2016/5/11/chartex" xmlns:cx6="http://schemas.microsoft.com/office/drawing/2016/5/12/chartex" xmlns:cx7="http://schemas.microsoft.com/office/drawing/2016/5/13/chartex" xmlns:cx8="http://schemas.microsoft.com/office/drawing/2016/5/14/chartex" xmlns:mc="http://schemas.openxmlformats.org/markup-compatibility/2006" xmlns:aink="http://schemas.microsoft.com/office/drawing/2016/ink" xmlns:am3d="http://schemas.microsoft.com/office/drawing/2017/model3d" xmlns:o="urn:schemas-microsoft-com:office:office" xmlns:r="http://schemas.openxmlformats.org/officeDocument/2006/relationships" xmlns:m="http://schemas.openxmlformats.org/officeDocument/2006/math" xmlns:v="urn:schemas-microsoft-com:vml" xmlns:wp14="http://schemas.microsoft.com/office/word/2010/wordprocessingDrawing" xmlns:wp="http://schemas.openxmlformats.org/drawingml/2006/wordprocessingDrawing" xmlns:w10="urn:schemas-microsoft-com:office:word" xmlns:w="http://schemas.openxmlformats.org/wordprocessingml/2006/main" xmlns:w14="http://schemas.microsoft.com/office/word/2010/wordml" xmlns:w15="http://schemas.microsoft.com/office/word/2012/wordml" xmlns:w16cex="http://schemas.microsoft.com/office/word/2018/wordml/cex" xmlns:w16cid="http://schemas.microsoft.com/office/word/2016/wordml/cid" xmlns:w16="http://schemas.microsoft.com/office/word/2018/wordml" xmlns:w16sdtdh="http://schemas.microsoft.com/office/word/2020/wordml/sdtdatahash" xmlns:w16se="http://schemas.microsoft.com/office/word/2015/wordml/symex" xmlns:wpg="http://schemas.microsoft.com/office/word/2010/wordprocessingGroup" xmlns:wpi="http://schemas.microsoft.com/office/word/2010/wordprocessingInk" xmlns:wne="http://schemas.microsoft.com/office/word/2006/wordml" xmlns:wps="http://schemas.microsoft.com/office/word/2010/wordprocessingShape" mc:Ignorable="w14 w15 w16se w16cid w16 w16cex w16sdtdh wp14">
   <w:tbl>
     <w:tblPr>
       <w:tblStyle w:val="Tablaconcuadrcula"/>
@@ -3201,7 +3267,7 @@
 </file>
 
 <file path=word/header2.xml><?xml version="1.0" encoding="utf-8"?>
-<w:hdr xmlns:wpc="http://schemas.microsoft.com/office/word/2010/wordprocessingCanvas" xmlns:cx="http://schemas.microsoft.com/office/drawing/2014/chartex" xmlns:cx1="http://schemas.microsoft.com/office/drawing/2015/9/8/chartex" xmlns:cx2="http://schemas.microsoft.com/office/drawing/2015/10/21/chartex" xmlns:cx3="http://schemas.microsoft.com/office/drawing/2016/5/9/chartex" xmlns:cx4="http://schemas.microsoft.com/office/drawing/2016/5/10/chartex" xmlns:cx5="http://schemas.microsoft.com/office/drawing/2016/5/11/chartex" xmlns:cx6="http://schemas.microsoft.com/office/drawing/2016/5/12/chartex" xmlns:cx7="http://schemas.microsoft.com/office/drawing/2016/5/13/chartex" xmlns:cx8="http://schemas.microsoft.com/office/drawing/2016/5/14/chartex" xmlns:mc="http://schemas.openxmlformats.org/markup-compatibility/2006" xmlns:aink="http://schemas.microsoft.com/office/drawing/2016/ink" xmlns:am3d="http://schemas.microsoft.com/office/drawing/2017/model3d" xmlns:o="urn:schemas-microsoft-com:office:office" xmlns:oel="http://schemas.microsoft.com/office/2019/extlst" xmlns:r="http://schemas.openxmlformats.org/officeDocument/2006/relationships" xmlns:m="http://schemas.openxmlformats.org/officeDocument/2006/math" xmlns:v="urn:schemas-microsoft-com:vml" xmlns:wp14="http://schemas.microsoft.com/office/word/2010/wordprocessingDrawing" xmlns:wp="http://schemas.openxmlformats.org/drawingml/2006/wordprocessingDrawing" xmlns:w10="urn:schemas-microsoft-com:office:word" xmlns:w="http://schemas.openxmlformats.org/wordprocessingml/2006/main" xmlns:w14="http://schemas.microsoft.com/office/word/2010/wordml" xmlns:w15="http://schemas.microsoft.com/office/word/2012/wordml" xmlns:w16cex="http://schemas.microsoft.com/office/word/2018/wordml/cex" xmlns:w16cid="http://schemas.microsoft.com/office/word/2016/wordml/cid" xmlns:w16="http://schemas.microsoft.com/office/word/2018/wordml" xmlns:w16du="http://schemas.microsoft.com/office/word/2023/wordml/word16du" xmlns:w16sdtdh="http://schemas.microsoft.com/office/word/2020/wordml/sdtdatahash" xmlns:w16sdtfl="http://schemas.microsoft.com/office/word/2024/wordml/sdtformatlock" xmlns:w16se="http://schemas.microsoft.com/office/word/2015/wordml/symex" xmlns:wpg="http://schemas.microsoft.com/office/word/2010/wordprocessingGroup" xmlns:wpi="http://schemas.microsoft.com/office/word/2010/wordprocessingInk" xmlns:wne="http://schemas.microsoft.com/office/word/2006/wordml" xmlns:wps="http://schemas.microsoft.com/office/word/2010/wordprocessingShape" mc:Ignorable="w14 w15 w16se w16cid w16 w16cex w16sdtdh w16sdtfl w16du wp14">
+<w:hdr xmlns:wpc="http://schemas.microsoft.com/office/word/2010/wordprocessingCanvas" xmlns:cx="http://schemas.microsoft.com/office/drawing/2014/chartex" xmlns:cx1="http://schemas.microsoft.com/office/drawing/2015/9/8/chartex" xmlns:cx2="http://schemas.microsoft.com/office/drawing/2015/10/21/chartex" xmlns:cx3="http://schemas.microsoft.com/office/drawing/2016/5/9/chartex" xmlns:cx4="http://schemas.microsoft.com/office/drawing/2016/5/10/chartex" xmlns:cx5="http://schemas.microsoft.com/office/drawing/2016/5/11/chartex" xmlns:cx6="http://schemas.microsoft.com/office/drawing/2016/5/12/chartex" xmlns:cx7="http://schemas.microsoft.com/office/drawing/2016/5/13/chartex" xmlns:cx8="http://schemas.microsoft.com/office/drawing/2016/5/14/chartex" xmlns:mc="http://schemas.openxmlformats.org/markup-compatibility/2006" xmlns:aink="http://schemas.microsoft.com/office/drawing/2016/ink" xmlns:am3d="http://schemas.microsoft.com/office/drawing/2017/model3d" xmlns:o="urn:schemas-microsoft-com:office:office" xmlns:r="http://schemas.openxmlformats.org/officeDocument/2006/relationships" xmlns:m="http://schemas.openxmlformats.org/officeDocument/2006/math" xmlns:v="urn:schemas-microsoft-com:vml" xmlns:wp14="http://schemas.microsoft.com/office/word/2010/wordprocessingDrawing" xmlns:wp="http://schemas.openxmlformats.org/drawingml/2006/wordprocessingDrawing" xmlns:w10="urn:schemas-microsoft-com:office:word" xmlns:w="http://schemas.openxmlformats.org/wordprocessingml/2006/main" xmlns:w14="http://schemas.microsoft.com/office/word/2010/wordml" xmlns:w15="http://schemas.microsoft.com/office/word/2012/wordml" xmlns:w16cex="http://schemas.microsoft.com/office/word/2018/wordml/cex" xmlns:w16cid="http://schemas.microsoft.com/office/word/2016/wordml/cid" xmlns:w16="http://schemas.microsoft.com/office/word/2018/wordml" xmlns:w16sdtdh="http://schemas.microsoft.com/office/word/2020/wordml/sdtdatahash" xmlns:w16se="http://schemas.microsoft.com/office/word/2015/wordml/symex" xmlns:wpg="http://schemas.microsoft.com/office/word/2010/wordprocessingGroup" xmlns:wpi="http://schemas.microsoft.com/office/word/2010/wordprocessingInk" xmlns:wne="http://schemas.microsoft.com/office/word/2006/wordml" xmlns:wps="http://schemas.microsoft.com/office/word/2010/wordprocessingShape" mc:Ignorable="w14 w15 w16se w16cid w16 w16cex w16sdtdh wp14">
   <w:tbl>
     <w:tblPr>
       <w:tblStyle w:val="Tablaconcuadrcula"/>
@@ -3474,7 +3540,7 @@
 </file>
 
 <file path=word/numbering.xml><?xml version="1.0" encoding="utf-8"?>
-<w:numbering xmlns:wpc="http://schemas.microsoft.com/office/word/2010/wordprocessingCanvas" xmlns:cx="http://schemas.microsoft.com/office/drawing/2014/chartex" xmlns:cx1="http://schemas.microsoft.com/office/drawing/2015/9/8/chartex" xmlns:cx2="http://schemas.microsoft.com/office/drawing/2015/10/21/chartex" xmlns:cx3="http://schemas.microsoft.com/office/drawing/2016/5/9/chartex" xmlns:cx4="http://schemas.microsoft.com/office/drawing/2016/5/10/chartex" xmlns:cx5="http://schemas.microsoft.com/office/drawing/2016/5/11/chartex" xmlns:cx6="http://schemas.microsoft.com/office/drawing/2016/5/12/chartex" xmlns:cx7="http://schemas.microsoft.com/office/drawing/2016/5/13/chartex" xmlns:cx8="http://schemas.microsoft.com/office/drawing/2016/5/14/chartex" xmlns:mc="http://schemas.openxmlformats.org/markup-compatibility/2006" xmlns:aink="http://schemas.microsoft.com/office/drawing/2016/ink" xmlns:am3d="http://schemas.microsoft.com/office/drawing/2017/model3d" xmlns:o="urn:schemas-microsoft-com:office:office" xmlns:oel="http://schemas.microsoft.com/office/2019/extlst" xmlns:r="http://schemas.openxmlformats.org/officeDocument/2006/relationships" xmlns:m="http://schemas.openxmlformats.org/officeDocument/2006/math" xmlns:v="urn:schemas-microsoft-com:vml" xmlns:wp14="http://schemas.microsoft.com/office/word/2010/wordprocessingDrawing" xmlns:wp="http://schemas.openxmlformats.org/drawingml/2006/wordprocessingDrawing" xmlns:w10="urn:schemas-microsoft-com:office:word" xmlns:w="http://schemas.openxmlformats.org/wordprocessingml/2006/main" xmlns:w14="http://schemas.microsoft.com/office/word/2010/wordml" xmlns:w15="http://schemas.microsoft.com/office/word/2012/wordml" xmlns:w16cex="http://schemas.microsoft.com/office/word/2018/wordml/cex" xmlns:w16cid="http://schemas.microsoft.com/office/word/2016/wordml/cid" xmlns:w16="http://schemas.microsoft.com/office/word/2018/wordml" xmlns:w16du="http://schemas.microsoft.com/office/word/2023/wordml/word16du" xmlns:w16sdtdh="http://schemas.microsoft.com/office/word/2020/wordml/sdtdatahash" xmlns:w16sdtfl="http://schemas.microsoft.com/office/word/2024/wordml/sdtformatlock" xmlns:w16se="http://schemas.microsoft.com/office/word/2015/wordml/symex" xmlns:wpg="http://schemas.microsoft.com/office/word/2010/wordprocessingGroup" xmlns:wpi="http://schemas.microsoft.com/office/word/2010/wordprocessingInk" xmlns:wne="http://schemas.microsoft.com/office/word/2006/wordml" xmlns:wps="http://schemas.microsoft.com/office/word/2010/wordprocessingShape" mc:Ignorable="w14 w15 w16se w16cid w16 w16cex w16sdtdh w16sdtfl w16du wp14">
+<w:numbering xmlns:wpc="http://schemas.microsoft.com/office/word/2010/wordprocessingCanvas" xmlns:cx="http://schemas.microsoft.com/office/drawing/2014/chartex" xmlns:cx1="http://schemas.microsoft.com/office/drawing/2015/9/8/chartex" xmlns:cx2="http://schemas.microsoft.com/office/drawing/2015/10/21/chartex" xmlns:cx3="http://schemas.microsoft.com/office/drawing/2016/5/9/chartex" xmlns:cx4="http://schemas.microsoft.com/office/drawing/2016/5/10/chartex" xmlns:cx5="http://schemas.microsoft.com/office/drawing/2016/5/11/chartex" xmlns:cx6="http://schemas.microsoft.com/office/drawing/2016/5/12/chartex" xmlns:cx7="http://schemas.microsoft.com/office/drawing/2016/5/13/chartex" xmlns:cx8="http://schemas.microsoft.com/office/drawing/2016/5/14/chartex" xmlns:mc="http://schemas.openxmlformats.org/markup-compatibility/2006" xmlns:aink="http://schemas.microsoft.com/office/drawing/2016/ink" xmlns:am3d="http://schemas.microsoft.com/office/drawing/2017/model3d" xmlns:o="urn:schemas-microsoft-com:office:office" xmlns:r="http://schemas.openxmlformats.org/officeDocument/2006/relationships" xmlns:m="http://schemas.openxmlformats.org/officeDocument/2006/math" xmlns:v="urn:schemas-microsoft-com:vml" xmlns:wp14="http://schemas.microsoft.com/office/word/2010/wordprocessingDrawing" xmlns:wp="http://schemas.openxmlformats.org/drawingml/2006/wordprocessingDrawing" xmlns:w10="urn:schemas-microsoft-com:office:word" xmlns:w="http://schemas.openxmlformats.org/wordprocessingml/2006/main" xmlns:w14="http://schemas.microsoft.com/office/word/2010/wordml" xmlns:w15="http://schemas.microsoft.com/office/word/2012/wordml" xmlns:w16cex="http://schemas.microsoft.com/office/word/2018/wordml/cex" xmlns:w16cid="http://schemas.microsoft.com/office/word/2016/wordml/cid" xmlns:w16="http://schemas.microsoft.com/office/word/2018/wordml" xmlns:w16sdtdh="http://schemas.microsoft.com/office/word/2020/wordml/sdtdatahash" xmlns:w16se="http://schemas.microsoft.com/office/word/2015/wordml/symex" xmlns:wpg="http://schemas.microsoft.com/office/word/2010/wordprocessingGroup" xmlns:wpi="http://schemas.microsoft.com/office/word/2010/wordprocessingInk" xmlns:wne="http://schemas.microsoft.com/office/word/2006/wordml" xmlns:wps="http://schemas.microsoft.com/office/word/2010/wordprocessingShape" mc:Ignorable="w14 w15 w16se w16cid w16 w16cex w16sdtdh wp14">
   <w:abstractNum w:abstractNumId="0" w15:restartNumberingAfterBreak="0">
     <w:nsid w:val="00EC0719"/>
     <w:multiLevelType w:val="multilevel"/>
@@ -8197,127 +8263,127 @@
       </w:rPr>
     </w:lvl>
   </w:abstractNum>
-  <w:num w:numId="1" w16cid:durableId="2003312667">
+  <w:num w:numId="1">
     <w:abstractNumId w:val="4"/>
   </w:num>
-  <w:num w:numId="2" w16cid:durableId="1650132147">
+  <w:num w:numId="2">
     <w:abstractNumId w:val="9"/>
   </w:num>
-  <w:num w:numId="3" w16cid:durableId="33122189">
+  <w:num w:numId="3">
     <w:abstractNumId w:val="13"/>
   </w:num>
-  <w:num w:numId="4" w16cid:durableId="1730808076">
+  <w:num w:numId="4">
     <w:abstractNumId w:val="29"/>
   </w:num>
-  <w:num w:numId="5" w16cid:durableId="422646377">
+  <w:num w:numId="5">
     <w:abstractNumId w:val="31"/>
   </w:num>
-  <w:num w:numId="6" w16cid:durableId="971446731">
+  <w:num w:numId="6">
     <w:abstractNumId w:val="5"/>
   </w:num>
-  <w:num w:numId="7" w16cid:durableId="453990076">
+  <w:num w:numId="7">
     <w:abstractNumId w:val="12"/>
   </w:num>
-  <w:num w:numId="8" w16cid:durableId="878125328">
+  <w:num w:numId="8">
     <w:abstractNumId w:val="20"/>
   </w:num>
-  <w:num w:numId="9" w16cid:durableId="1946619963">
+  <w:num w:numId="9">
     <w:abstractNumId w:val="16"/>
   </w:num>
-  <w:num w:numId="10" w16cid:durableId="697970565">
+  <w:num w:numId="10">
     <w:abstractNumId w:val="10"/>
   </w:num>
-  <w:num w:numId="11" w16cid:durableId="870604220">
+  <w:num w:numId="11">
     <w:abstractNumId w:val="25"/>
   </w:num>
-  <w:num w:numId="12" w16cid:durableId="1213735307">
+  <w:num w:numId="12">
     <w:abstractNumId w:val="36"/>
   </w:num>
-  <w:num w:numId="13" w16cid:durableId="1789812510">
+  <w:num w:numId="13">
     <w:abstractNumId w:val="30"/>
   </w:num>
-  <w:num w:numId="14" w16cid:durableId="1507592528">
+  <w:num w:numId="14">
     <w:abstractNumId w:val="2"/>
   </w:num>
-  <w:num w:numId="15" w16cid:durableId="517692515">
+  <w:num w:numId="15">
     <w:abstractNumId w:val="37"/>
   </w:num>
-  <w:num w:numId="16" w16cid:durableId="411125164">
+  <w:num w:numId="16">
     <w:abstractNumId w:val="22"/>
   </w:num>
-  <w:num w:numId="17" w16cid:durableId="1153715952">
+  <w:num w:numId="17">
     <w:abstractNumId w:val="18"/>
   </w:num>
-  <w:num w:numId="18" w16cid:durableId="163670546">
+  <w:num w:numId="18">
     <w:abstractNumId w:val="32"/>
   </w:num>
-  <w:num w:numId="19" w16cid:durableId="1617786825">
+  <w:num w:numId="19">
     <w:abstractNumId w:val="11"/>
   </w:num>
-  <w:num w:numId="20" w16cid:durableId="1234316695">
+  <w:num w:numId="20">
     <w:abstractNumId w:val="40"/>
   </w:num>
-  <w:num w:numId="21" w16cid:durableId="500199621">
+  <w:num w:numId="21">
     <w:abstractNumId w:val="35"/>
   </w:num>
-  <w:num w:numId="22" w16cid:durableId="43406007">
+  <w:num w:numId="22">
     <w:abstractNumId w:val="14"/>
   </w:num>
-  <w:num w:numId="23" w16cid:durableId="1273855638">
+  <w:num w:numId="23">
     <w:abstractNumId w:val="15"/>
   </w:num>
-  <w:num w:numId="24" w16cid:durableId="660043939">
+  <w:num w:numId="24">
     <w:abstractNumId w:val="6"/>
   </w:num>
-  <w:num w:numId="25" w16cid:durableId="27994875">
+  <w:num w:numId="25">
     <w:abstractNumId w:val="17"/>
   </w:num>
-  <w:num w:numId="26" w16cid:durableId="826168547">
+  <w:num w:numId="26">
     <w:abstractNumId w:val="21"/>
   </w:num>
-  <w:num w:numId="27" w16cid:durableId="1334533344">
+  <w:num w:numId="27">
     <w:abstractNumId w:val="24"/>
   </w:num>
-  <w:num w:numId="28" w16cid:durableId="1875533233">
+  <w:num w:numId="28">
     <w:abstractNumId w:val="1"/>
   </w:num>
-  <w:num w:numId="29" w16cid:durableId="1976179069">
+  <w:num w:numId="29">
     <w:abstractNumId w:val="19"/>
   </w:num>
-  <w:num w:numId="30" w16cid:durableId="569928450">
+  <w:num w:numId="30">
     <w:abstractNumId w:val="23"/>
   </w:num>
-  <w:num w:numId="31" w16cid:durableId="218906010">
+  <w:num w:numId="31">
     <w:abstractNumId w:val="3"/>
   </w:num>
-  <w:num w:numId="32" w16cid:durableId="697852652">
+  <w:num w:numId="32">
     <w:abstractNumId w:val="8"/>
   </w:num>
-  <w:num w:numId="33" w16cid:durableId="233855984">
+  <w:num w:numId="33">
     <w:abstractNumId w:val="33"/>
   </w:num>
-  <w:num w:numId="34" w16cid:durableId="1781338606">
+  <w:num w:numId="34">
     <w:abstractNumId w:val="39"/>
   </w:num>
-  <w:num w:numId="35" w16cid:durableId="1522818160">
+  <w:num w:numId="35">
     <w:abstractNumId w:val="7"/>
   </w:num>
-  <w:num w:numId="36" w16cid:durableId="713193690">
+  <w:num w:numId="36">
     <w:abstractNumId w:val="26"/>
   </w:num>
-  <w:num w:numId="37" w16cid:durableId="990327850">
+  <w:num w:numId="37">
     <w:abstractNumId w:val="38"/>
   </w:num>
-  <w:num w:numId="38" w16cid:durableId="1525292486">
+  <w:num w:numId="38">
     <w:abstractNumId w:val="28"/>
   </w:num>
-  <w:num w:numId="39" w16cid:durableId="1374578091">
+  <w:num w:numId="39">
     <w:abstractNumId w:val="27"/>
   </w:num>
-  <w:num w:numId="40" w16cid:durableId="53899175">
+  <w:num w:numId="40">
     <w:abstractNumId w:val="34"/>
   </w:num>
-  <w:num w:numId="41" w16cid:durableId="307246449">
+  <w:num w:numId="41">
     <w:abstractNumId w:val="0"/>
   </w:num>
   <w:numIdMacAtCleanup w:val="18"/>
@@ -8325,7 +8391,7 @@
 </file>
 
 <file path=word/styles.xml><?xml version="1.0" encoding="utf-8"?>
-<w:styles xmlns:mc="http://schemas.openxmlformats.org/markup-compatibility/2006" xmlns:r="http://schemas.openxmlformats.org/officeDocument/2006/relationships" xmlns:w="http://schemas.openxmlformats.org/wordprocessingml/2006/main" xmlns:w14="http://schemas.microsoft.com/office/word/2010/wordml" xmlns:w15="http://schemas.microsoft.com/office/word/2012/wordml" xmlns:w16cex="http://schemas.microsoft.com/office/word/2018/wordml/cex" xmlns:w16cid="http://schemas.microsoft.com/office/word/2016/wordml/cid" xmlns:w16="http://schemas.microsoft.com/office/word/2018/wordml" xmlns:w16du="http://schemas.microsoft.com/office/word/2023/wordml/word16du" xmlns:w16sdtdh="http://schemas.microsoft.com/office/word/2020/wordml/sdtdatahash" xmlns:w16sdtfl="http://schemas.microsoft.com/office/word/2024/wordml/sdtformatlock" xmlns:w16se="http://schemas.microsoft.com/office/word/2015/wordml/symex" mc:Ignorable="w14 w15 w16se w16cid w16 w16cex w16sdtdh w16sdtfl w16du">
+<w:styles xmlns:mc="http://schemas.openxmlformats.org/markup-compatibility/2006" xmlns:r="http://schemas.openxmlformats.org/officeDocument/2006/relationships" xmlns:w="http://schemas.openxmlformats.org/wordprocessingml/2006/main" xmlns:w14="http://schemas.microsoft.com/office/word/2010/wordml" xmlns:w15="http://schemas.microsoft.com/office/word/2012/wordml" xmlns:w16cex="http://schemas.microsoft.com/office/word/2018/wordml/cex" xmlns:w16cid="http://schemas.microsoft.com/office/word/2016/wordml/cid" xmlns:w16="http://schemas.microsoft.com/office/word/2018/wordml" xmlns:w16sdtdh="http://schemas.microsoft.com/office/word/2020/wordml/sdtdatahash" xmlns:w16se="http://schemas.microsoft.com/office/word/2015/wordml/symex" mc:Ignorable="w14 w15 w16se w16cid w16 w16cex w16sdtdh">
   <w:docDefaults>
     <w:rPrDefault>
       <w:rPr>
@@ -8791,6 +8857,7 @@
   <w:style w:type="character" w:default="1" w:styleId="Fuentedeprrafopredeter">
     <w:name w:val="Default Paragraph Font"/>
     <w:uiPriority w:val="1"/>
+    <w:semiHidden/>
     <w:unhideWhenUsed/>
   </w:style>
   <w:style w:type="table" w:default="1" w:styleId="Tablanormal">
@@ -9763,7 +9830,7 @@
       <w:spacing w:after="0" w:line="240" w:lineRule="auto"/>
     </w:pPr>
   </w:style>
-  <w:style w:type="character" w:styleId="Fuerte">
+  <w:style w:type="character" w:styleId="Textoennegrita">
     <w:name w:val="Strong"/>
     <w:basedOn w:val="Fuentedeprrafopredeter"/>
     <w:uiPriority w:val="22"/>
@@ -10039,16 +10106,6 @@
 </file>
 
 <file path=customXml/item1.xml><?xml version="1.0" encoding="utf-8"?>
-<b:Sources xmlns:b="http://schemas.openxmlformats.org/officeDocument/2006/bibliography" xmlns="http://schemas.openxmlformats.org/officeDocument/2006/bibliography" SelectedStyle="\APASixthEditionOfficeOnline.xsl" StyleName="APA" Version="6"/>
-</file>
-
-<file path=customXml/item2.xml><?xml version="1.0" encoding="utf-8"?>
-<p:properties xmlns:p="http://schemas.microsoft.com/office/2006/metadata/properties" xmlns:xsi="http://www.w3.org/2001/XMLSchema-instance" xmlns:pc="http://schemas.microsoft.com/office/infopath/2007/PartnerControls">
-  <documentManagement/>
-</p:properties>
-</file>
-
-<file path=customXml/item3.xml><?xml version="1.0" encoding="utf-8"?>
 <ct:contentTypeSchema xmlns:ct="http://schemas.microsoft.com/office/2006/metadata/contentType" xmlns:ma="http://schemas.microsoft.com/office/2006/metadata/properties/metaAttributes" ct:_="" ma:_="" ma:contentTypeName="Documento" ma:contentTypeID="0x010100E96778489EE7714D8BD12CC105EB918B" ma:contentTypeVersion="2" ma:contentTypeDescription="Crear nuevo documento." ma:contentTypeScope="" ma:versionID="416c5c7ae9b5d54d83875cd3c65194e3">
   <xsd:schema xmlns:xsd="http://www.w3.org/2001/XMLSchema" xmlns:xs="http://www.w3.org/2001/XMLSchema" xmlns:p="http://schemas.microsoft.com/office/2006/metadata/properties" xmlns:ns2="126e8a1c-9ea9-435a-ac89-d06c80d62e30" targetNamespace="http://schemas.microsoft.com/office/2006/metadata/properties" ma:root="true" ma:fieldsID="70a237c842677bd850644f8595079f5e" ns2:_="">
     <xsd:import namespace="126e8a1c-9ea9-435a-ac89-d06c80d62e30"/>
@@ -10180,6 +10237,16 @@
 </ct:contentTypeSchema>
 </file>
 
+<file path=customXml/item2.xml><?xml version="1.0" encoding="utf-8"?>
+<p:properties xmlns:p="http://schemas.microsoft.com/office/2006/metadata/properties" xmlns:xsi="http://www.w3.org/2001/XMLSchema-instance" xmlns:pc="http://schemas.microsoft.com/office/infopath/2007/PartnerControls">
+  <documentManagement/>
+</p:properties>
+</file>
+
+<file path=customXml/item3.xml><?xml version="1.0" encoding="utf-8"?>
+<b:Sources xmlns:b="http://schemas.openxmlformats.org/officeDocument/2006/bibliography" xmlns="http://schemas.openxmlformats.org/officeDocument/2006/bibliography" SelectedStyle="\APASixthEditionOfficeOnline.xsl" StyleName="APA" Version="6"/>
+</file>
+
 <file path=customXml/item4.xml><?xml version="1.0" encoding="utf-8"?>
 <?mso-contentType ?>
 <FormTemplates xmlns="http://schemas.microsoft.com/sharepoint/v3/contenttype/forms">
@@ -10190,23 +10257,6 @@
 </file>
 
 <file path=customXml/itemProps1.xml><?xml version="1.0" encoding="utf-8"?>
-<ds:datastoreItem xmlns:ds="http://schemas.openxmlformats.org/officeDocument/2006/customXml" ds:itemID="{38798A93-35BB-4E36-97F5-7254B21EAFCC}">
-  <ds:schemaRefs>
-    <ds:schemaRef ds:uri="http://schemas.openxmlformats.org/officeDocument/2006/bibliography"/>
-  </ds:schemaRefs>
-</ds:datastoreItem>
-</file>
-
-<file path=customXml/itemProps2.xml><?xml version="1.0" encoding="utf-8"?>
-<ds:datastoreItem xmlns:ds="http://schemas.openxmlformats.org/officeDocument/2006/customXml" ds:itemID="{5F1783E3-BA1C-4CA3-8E32-C9B378BBED03}">
-  <ds:schemaRefs>
-    <ds:schemaRef ds:uri="http://schemas.microsoft.com/office/2006/metadata/properties"/>
-    <ds:schemaRef ds:uri="http://schemas.microsoft.com/office/infopath/2007/PartnerControls"/>
-  </ds:schemaRefs>
-</ds:datastoreItem>
-</file>
-
-<file path=customXml/itemProps3.xml><?xml version="1.0" encoding="utf-8"?>
 <ds:datastoreItem xmlns:ds="http://schemas.openxmlformats.org/officeDocument/2006/customXml" ds:itemID="{90673534-9590-47F8-B0D6-46AB217CB3AD}">
   <ds:schemaRefs>
     <ds:schemaRef ds:uri="http://schemas.microsoft.com/office/2006/metadata/contentType"/>
@@ -10224,6 +10274,23 @@
 </ds:datastoreItem>
 </file>
 
+<file path=customXml/itemProps2.xml><?xml version="1.0" encoding="utf-8"?>
+<ds:datastoreItem xmlns:ds="http://schemas.openxmlformats.org/officeDocument/2006/customXml" ds:itemID="{5F1783E3-BA1C-4CA3-8E32-C9B378BBED03}">
+  <ds:schemaRefs>
+    <ds:schemaRef ds:uri="http://schemas.microsoft.com/office/2006/metadata/properties"/>
+    <ds:schemaRef ds:uri="http://schemas.microsoft.com/office/infopath/2007/PartnerControls"/>
+  </ds:schemaRefs>
+</ds:datastoreItem>
+</file>
+
+<file path=customXml/itemProps3.xml><?xml version="1.0" encoding="utf-8"?>
+<ds:datastoreItem xmlns:ds="http://schemas.openxmlformats.org/officeDocument/2006/customXml" ds:itemID="{38798A93-35BB-4E36-97F5-7254B21EAFCC}">
+  <ds:schemaRefs>
+    <ds:schemaRef ds:uri="http://schemas.openxmlformats.org/officeDocument/2006/bibliography"/>
+  </ds:schemaRefs>
+</ds:datastoreItem>
+</file>
+
 <file path=customXml/itemProps4.xml><?xml version="1.0" encoding="utf-8"?>
 <ds:datastoreItem xmlns:ds="http://schemas.openxmlformats.org/officeDocument/2006/customXml" ds:itemID="{DABAA964-10BA-4DBC-ABF2-CDEAC0FAF7AA}">
   <ds:schemaRefs>
